--- a/lost and found management system - Copy (2).docx
+++ b/lost and found management system - Copy (2).docx
@@ -67,6 +67,9 @@
         </w:rPr>
         <w:t>NTRODUCTION</w:t>
       </w:r>
+      <w:r>
+        <w:t>NN</w:t>
+      </w:r>
     </w:p>
     <w:p>
       <w:r>
@@ -75,15 +78,7 @@
     </w:p>
     <w:p>
       <w:r>
-        <w:t xml:space="preserve">Many </w:t>
-      </w:r>
-      <w:proofErr w:type="gramStart"/>
-      <w:r>
-        <w:t>schools</w:t>
-      </w:r>
-      <w:proofErr w:type="gramEnd"/>
-      <w:r>
-        <w:t xml:space="preserve"> colleges and organizations experience problems with lost and found items. Records are often kept manually making it difficult to track items or retrieve lost property.</w:t>
+        <w:t>Many schools colleges and organizations experience problems with lost and found items. Records are often kept manually making it difficult to track items or retrieve lost property.</w:t>
       </w:r>
     </w:p>
     <w:p>
@@ -111,6 +106,9 @@
           <w:highlight w:val="lightGray"/>
         </w:rPr>
         <w:t>OBJECTIVES</w:t>
+      </w:r>
+      <w:r>
+        <w:t>vvvvv</w:t>
       </w:r>
     </w:p>
     <w:p>
@@ -352,40 +350,24 @@
           <w:rFonts w:ascii="Times New Roman" w:hAnsi="Times New Roman" w:cs="Times New Roman"/>
         </w:rPr>
       </w:pPr>
-      <w:proofErr w:type="gramStart"/>
-      <w:r>
-        <w:rPr>
-          <w:rFonts w:ascii="Times New Roman" w:hAnsi="Times New Roman" w:cs="Times New Roman"/>
-        </w:rPr>
-        <w:t>A)User</w:t>
-      </w:r>
-      <w:proofErr w:type="gramEnd"/>
-      <w:r>
-        <w:rPr>
-          <w:rFonts w:ascii="Times New Roman" w:hAnsi="Times New Roman" w:cs="Times New Roman"/>
-        </w:rPr>
-        <w:t xml:space="preserve"> registration and login</w:t>
-      </w:r>
-    </w:p>
-    <w:p>
-      <w:pPr>
-        <w:rPr>
-          <w:rFonts w:ascii="Times New Roman" w:hAnsi="Times New Roman" w:cs="Times New Roman"/>
-        </w:rPr>
-      </w:pPr>
-      <w:proofErr w:type="gramStart"/>
-      <w:r>
-        <w:rPr>
-          <w:rFonts w:ascii="Times New Roman" w:hAnsi="Times New Roman" w:cs="Times New Roman"/>
-        </w:rPr>
-        <w:t>B)Report</w:t>
-      </w:r>
-      <w:proofErr w:type="gramEnd"/>
-      <w:r>
-        <w:rPr>
-          <w:rFonts w:ascii="Times New Roman" w:hAnsi="Times New Roman" w:cs="Times New Roman"/>
-        </w:rPr>
-        <w:t xml:space="preserve"> lost items </w:t>
+      <w:r>
+        <w:rPr>
+          <w:rFonts w:ascii="Times New Roman" w:hAnsi="Times New Roman" w:cs="Times New Roman"/>
+        </w:rPr>
+        <w:t>A)User registration and login</w:t>
+      </w:r>
+    </w:p>
+    <w:p>
+      <w:pPr>
+        <w:rPr>
+          <w:rFonts w:ascii="Times New Roman" w:hAnsi="Times New Roman" w:cs="Times New Roman"/>
+        </w:rPr>
+      </w:pPr>
+      <w:r>
+        <w:rPr>
+          <w:rFonts w:ascii="Times New Roman" w:hAnsi="Times New Roman" w:cs="Times New Roman"/>
+        </w:rPr>
+        <w:t xml:space="preserve">B)Report lost items </w:t>
       </w:r>
     </w:p>
     <w:p>
@@ -420,40 +402,24 @@
           <w:rFonts w:ascii="Times New Roman" w:hAnsi="Times New Roman" w:cs="Times New Roman"/>
         </w:rPr>
       </w:pPr>
-      <w:proofErr w:type="gramStart"/>
-      <w:r>
-        <w:rPr>
-          <w:rFonts w:ascii="Times New Roman" w:hAnsi="Times New Roman" w:cs="Times New Roman"/>
-        </w:rPr>
-        <w:t>E)Claim</w:t>
-      </w:r>
-      <w:proofErr w:type="gramEnd"/>
-      <w:r>
-        <w:rPr>
-          <w:rFonts w:ascii="Times New Roman" w:hAnsi="Times New Roman" w:cs="Times New Roman"/>
-        </w:rPr>
-        <w:t xml:space="preserve"> and verify ownership of items</w:t>
-      </w:r>
-    </w:p>
-    <w:p>
-      <w:pPr>
-        <w:rPr>
-          <w:rFonts w:ascii="Times New Roman" w:hAnsi="Times New Roman" w:cs="Times New Roman"/>
-        </w:rPr>
-      </w:pPr>
-      <w:proofErr w:type="gramStart"/>
-      <w:r>
-        <w:rPr>
-          <w:rFonts w:ascii="Times New Roman" w:hAnsi="Times New Roman" w:cs="Times New Roman"/>
-        </w:rPr>
-        <w:t>F)Generate</w:t>
-      </w:r>
-      <w:proofErr w:type="gramEnd"/>
-      <w:r>
-        <w:rPr>
-          <w:rFonts w:ascii="Times New Roman" w:hAnsi="Times New Roman" w:cs="Times New Roman"/>
-        </w:rPr>
-        <w:t xml:space="preserve"> reports </w:t>
+      <w:r>
+        <w:rPr>
+          <w:rFonts w:ascii="Times New Roman" w:hAnsi="Times New Roman" w:cs="Times New Roman"/>
+        </w:rPr>
+        <w:t>E)Claim and verify ownership of items</w:t>
+      </w:r>
+    </w:p>
+    <w:p>
+      <w:pPr>
+        <w:rPr>
+          <w:rFonts w:ascii="Times New Roman" w:hAnsi="Times New Roman" w:cs="Times New Roman"/>
+        </w:rPr>
+      </w:pPr>
+      <w:r>
+        <w:rPr>
+          <w:rFonts w:ascii="Times New Roman" w:hAnsi="Times New Roman" w:cs="Times New Roman"/>
+        </w:rPr>
+        <w:t xml:space="preserve">F)Generate reports </w:t>
       </w:r>
     </w:p>
     <w:p>
@@ -482,36 +448,19 @@
           <w:rFonts w:ascii="Times New Roman" w:hAnsi="Times New Roman" w:cs="Times New Roman"/>
         </w:rPr>
       </w:pPr>
-      <w:proofErr w:type="gramStart"/>
-      <w:r>
-        <w:rPr>
-          <w:rFonts w:ascii="Times New Roman" w:hAnsi="Times New Roman" w:cs="Times New Roman"/>
-        </w:rPr>
-        <w:t>a)Secure</w:t>
-      </w:r>
-      <w:proofErr w:type="gramEnd"/>
-      <w:r>
-        <w:rPr>
-          <w:rFonts w:ascii="Times New Roman" w:hAnsi="Times New Roman" w:cs="Times New Roman"/>
-        </w:rPr>
-        <w:t xml:space="preserve"> user </w:t>
-      </w:r>
-      <w:proofErr w:type="spellStart"/>
-      <w:r>
-        <w:rPr>
-          <w:rFonts w:ascii="Times New Roman" w:hAnsi="Times New Roman" w:cs="Times New Roman"/>
-        </w:rPr>
-        <w:t>authencation</w:t>
-      </w:r>
-      <w:proofErr w:type="spellEnd"/>
-    </w:p>
-    <w:p>
-      <w:pPr>
-        <w:rPr>
-          <w:rFonts w:ascii="Times New Roman" w:hAnsi="Times New Roman" w:cs="Times New Roman"/>
-        </w:rPr>
-      </w:pPr>
-      <w:proofErr w:type="gramStart"/>
+      <w:r>
+        <w:rPr>
+          <w:rFonts w:ascii="Times New Roman" w:hAnsi="Times New Roman" w:cs="Times New Roman"/>
+        </w:rPr>
+        <w:t>a)Secure user authencation</w:t>
+      </w:r>
+    </w:p>
+    <w:p>
+      <w:pPr>
+        <w:rPr>
+          <w:rFonts w:ascii="Times New Roman" w:hAnsi="Times New Roman" w:cs="Times New Roman"/>
+        </w:rPr>
+      </w:pPr>
       <w:r>
         <w:rPr>
           <w:rFonts w:ascii="Times New Roman" w:hAnsi="Times New Roman" w:cs="Times New Roman"/>
@@ -522,14 +471,7 @@
         <w:rPr>
           <w:rFonts w:ascii="Times New Roman" w:hAnsi="Times New Roman" w:cs="Times New Roman"/>
         </w:rPr>
-        <w:t>Fast</w:t>
-      </w:r>
-      <w:proofErr w:type="gramEnd"/>
-      <w:r>
-        <w:rPr>
-          <w:rFonts w:ascii="Times New Roman" w:hAnsi="Times New Roman" w:cs="Times New Roman"/>
-        </w:rPr>
-        <w:t xml:space="preserve"> system response </w:t>
+        <w:t xml:space="preserve">Fast system response </w:t>
       </w:r>
     </w:p>
     <w:p>
@@ -652,16 +594,8 @@
         <w:rPr>
           <w:rFonts w:ascii="Times New Roman" w:hAnsi="Times New Roman" w:cs="Times New Roman"/>
         </w:rPr>
-        <w:t xml:space="preserve"> To create a peaceful </w:t>
-      </w:r>
-      <w:proofErr w:type="spellStart"/>
-      <w:r>
-        <w:rPr>
-          <w:rFonts w:ascii="Times New Roman" w:hAnsi="Times New Roman" w:cs="Times New Roman"/>
-        </w:rPr>
-        <w:t>enviroment</w:t>
-      </w:r>
-      <w:proofErr w:type="spellEnd"/>
+        <w:t xml:space="preserve"> To create a peaceful enviroment</w:t>
+      </w:r>
     </w:p>
     <w:p>
       <w:pPr>
@@ -687,14 +621,12 @@
         </w:rPr>
         <w:t xml:space="preserve">Financial </w:t>
       </w:r>
-      <w:proofErr w:type="spellStart"/>
       <w:r>
         <w:rPr>
           <w:rFonts w:ascii="Times New Roman" w:hAnsi="Times New Roman" w:cs="Times New Roman"/>
         </w:rPr>
         <w:t>instabiliy</w:t>
       </w:r>
-      <w:proofErr w:type="spellEnd"/>
     </w:p>
     <w:p>
       <w:pPr>
@@ -904,14 +836,7 @@
         <w:rPr>
           <w:rFonts w:ascii="Times New Roman" w:hAnsi="Times New Roman" w:cs="Times New Roman"/>
         </w:rPr>
-        <w:t xml:space="preserve">Technical </w:t>
-      </w:r>
-      <w:proofErr w:type="gramStart"/>
-      <w:r>
-        <w:rPr>
-          <w:rFonts w:ascii="Times New Roman" w:hAnsi="Times New Roman" w:cs="Times New Roman"/>
-        </w:rPr>
-        <w:t>skills</w:t>
+        <w:t>Technical skills</w:t>
       </w:r>
       <w:r>
         <w:rPr>
@@ -929,14 +854,7 @@
         <w:rPr>
           <w:rFonts w:ascii="Times New Roman" w:hAnsi="Times New Roman" w:cs="Times New Roman"/>
         </w:rPr>
-        <w:t>Basic</w:t>
-      </w:r>
-      <w:proofErr w:type="gramEnd"/>
-      <w:r>
-        <w:rPr>
-          <w:rFonts w:ascii="Times New Roman" w:hAnsi="Times New Roman" w:cs="Times New Roman"/>
-        </w:rPr>
-        <w:t xml:space="preserve"> computer skills</w:t>
+        <w:t>Basic computer skills</w:t>
       </w:r>
     </w:p>
     <w:p>
@@ -1215,21 +1133,7 @@
         <w:rPr>
           <w:rFonts w:ascii="Times New Roman" w:hAnsi="Times New Roman" w:cs="Times New Roman"/>
         </w:rPr>
-        <w:t xml:space="preserve">2.As a </w:t>
-      </w:r>
-      <w:proofErr w:type="gramStart"/>
-      <w:r>
-        <w:rPr>
-          <w:rFonts w:ascii="Times New Roman" w:hAnsi="Times New Roman" w:cs="Times New Roman"/>
-        </w:rPr>
-        <w:t>finder ,</w:t>
-      </w:r>
-      <w:proofErr w:type="gramEnd"/>
-      <w:r>
-        <w:rPr>
-          <w:rFonts w:ascii="Times New Roman" w:hAnsi="Times New Roman" w:cs="Times New Roman"/>
-        </w:rPr>
-        <w:t xml:space="preserve"> I want to report a found </w:t>
+        <w:t xml:space="preserve">2.As a finder , I want to report a found </w:t>
       </w:r>
       <w:r>
         <w:rPr>
